--- a/Dossier_Vol_Complet.docx
+++ b/Dossier_Vol_Complet.docx
@@ -933,7 +933,7 @@
             <w:r>
               <w:drawing>
                 <wp:inline xmlns:a="http://schemas.openxmlformats.org/drawingml/2006/main" xmlns:pic="http://schemas.openxmlformats.org/drawingml/2006/picture">
-                  <wp:extent cx="2880000" cy="720000"/>
+                  <wp:extent cx="2880000" cy="1080000"/>
                   <wp:docPr id="3" name="Picture 3"/>
                   <wp:cNvGraphicFramePr>
                     <a:graphicFrameLocks noChangeAspect="1"/>
@@ -954,7 +954,7 @@
                         <pic:spPr>
                           <a:xfrm>
                             <a:off x="0" y="0"/>
-                            <a:ext cx="2880000" cy="720000"/>
+                            <a:ext cx="2880000" cy="1080000"/>
                           </a:xfrm>
                           <a:prstGeom prst="rect"/>
                         </pic:spPr>

--- a/Dossier_Vol_Complet.docx
+++ b/Dossier_Vol_Complet.docx
@@ -933,7 +933,7 @@
             <w:r>
               <w:drawing>
                 <wp:inline xmlns:a="http://schemas.openxmlformats.org/drawingml/2006/main" xmlns:pic="http://schemas.openxmlformats.org/drawingml/2006/picture">
-                  <wp:extent cx="2880000" cy="1080000"/>
+                  <wp:extent cx="2880000" cy="720000"/>
                   <wp:docPr id="3" name="Picture 3"/>
                   <wp:cNvGraphicFramePr>
                     <a:graphicFrameLocks noChangeAspect="1"/>
@@ -954,7 +954,7 @@
                         <pic:spPr>
                           <a:xfrm>
                             <a:off x="0" y="0"/>
-                            <a:ext cx="2880000" cy="1080000"/>
+                            <a:ext cx="2880000" cy="720000"/>
                           </a:xfrm>
                           <a:prstGeom prst="rect"/>
                         </pic:spPr>

--- a/Dossier_Vol_Complet.docx
+++ b/Dossier_Vol_Complet.docx
@@ -818,39 +818,9 @@
             <w:pPr>
               <w:jc w:val="center"/>
             </w:pPr>
+            <w:r/>
             <w:r>
-              <w:drawing>
-                <wp:inline xmlns:a="http://schemas.openxmlformats.org/drawingml/2006/main" xmlns:pic="http://schemas.openxmlformats.org/drawingml/2006/picture">
-                  <wp:extent cx="2880000" cy="2053241"/>
-                  <wp:docPr id="1" name="Picture 1"/>
-                  <wp:cNvGraphicFramePr>
-                    <a:graphicFrameLocks noChangeAspect="1"/>
-                  </wp:cNvGraphicFramePr>
-                  <a:graphic>
-                    <a:graphicData uri="http://schemas.openxmlformats.org/drawingml/2006/picture">
-                      <pic:pic>
-                        <pic:nvPicPr>
-                          <pic:cNvPr id="0" name="temsi_france.png"/>
-                          <pic:cNvPicPr/>
-                        </pic:nvPicPr>
-                        <pic:blipFill>
-                          <a:blip r:embed="rId9"/>
-                          <a:stretch>
-                            <a:fillRect/>
-                          </a:stretch>
-                        </pic:blipFill>
-                        <pic:spPr>
-                          <a:xfrm>
-                            <a:off x="0" y="0"/>
-                            <a:ext cx="2880000" cy="2053241"/>
-                          </a:xfrm>
-                          <a:prstGeom prst="rect"/>
-                        </pic:spPr>
-                      </pic:pic>
-                    </a:graphicData>
-                  </a:graphic>
-                </wp:inline>
-              </w:drawing>
+              <w:t>[Erreur Image]</w:t>
             </w:r>
           </w:p>
         </w:tc>
@@ -875,39 +845,9 @@
             <w:pPr>
               <w:jc w:val="center"/>
             </w:pPr>
+            <w:r/>
             <w:r>
-              <w:drawing>
-                <wp:inline xmlns:a="http://schemas.openxmlformats.org/drawingml/2006/main" xmlns:pic="http://schemas.openxmlformats.org/drawingml/2006/picture">
-                  <wp:extent cx="2880000" cy="5062500"/>
-                  <wp:docPr id="2" name="Picture 2"/>
-                  <wp:cNvGraphicFramePr>
-                    <a:graphicFrameLocks noChangeAspect="1"/>
-                  </wp:cNvGraphicFramePr>
-                  <a:graphic>
-                    <a:graphicData uri="http://schemas.openxmlformats.org/drawingml/2006/picture">
-                      <pic:pic>
-                        <pic:nvPicPr>
-                          <pic:cNvPr id="0" name="wintem_france.png"/>
-                          <pic:cNvPicPr/>
-                        </pic:nvPicPr>
-                        <pic:blipFill>
-                          <a:blip r:embed="rId10"/>
-                          <a:stretch>
-                            <a:fillRect/>
-                          </a:stretch>
-                        </pic:blipFill>
-                        <pic:spPr>
-                          <a:xfrm>
-                            <a:off x="0" y="0"/>
-                            <a:ext cx="2880000" cy="5062500"/>
-                          </a:xfrm>
-                          <a:prstGeom prst="rect"/>
-                        </pic:spPr>
-                      </pic:pic>
-                    </a:graphicData>
-                  </a:graphic>
-                </wp:inline>
-              </w:drawing>
+              <w:t>[Erreur Image]</w:t>
             </w:r>
           </w:p>
         </w:tc>
@@ -934,7 +874,7 @@
               <w:drawing>
                 <wp:inline xmlns:a="http://schemas.openxmlformats.org/drawingml/2006/main" xmlns:pic="http://schemas.openxmlformats.org/drawingml/2006/picture">
                   <wp:extent cx="2880000" cy="1080000"/>
-                  <wp:docPr id="3" name="Picture 3"/>
+                  <wp:docPr id="1" name="Picture 1"/>
                   <wp:cNvGraphicFramePr>
                     <a:graphicFrameLocks noChangeAspect="1"/>
                   </wp:cNvGraphicFramePr>
@@ -946,7 +886,7 @@
                           <pic:cNvPicPr/>
                         </pic:nvPicPr>
                         <pic:blipFill>
-                          <a:blip r:embed="rId11"/>
+                          <a:blip r:embed="rId9"/>
                           <a:stretch>
                             <a:fillRect/>
                           </a:stretch>

--- a/Dossier_Vol_Complet.docx
+++ b/Dossier_Vol_Complet.docx
@@ -818,9 +818,39 @@
             <w:pPr>
               <w:jc w:val="center"/>
             </w:pPr>
-            <w:r/>
             <w:r>
-              <w:t>[Erreur Image]</w:t>
+              <w:drawing>
+                <wp:inline xmlns:a="http://schemas.openxmlformats.org/drawingml/2006/main" xmlns:pic="http://schemas.openxmlformats.org/drawingml/2006/picture">
+                  <wp:extent cx="2880000" cy="2053241"/>
+                  <wp:docPr id="1" name="Picture 1"/>
+                  <wp:cNvGraphicFramePr>
+                    <a:graphicFrameLocks noChangeAspect="1"/>
+                  </wp:cNvGraphicFramePr>
+                  <a:graphic>
+                    <a:graphicData uri="http://schemas.openxmlformats.org/drawingml/2006/picture">
+                      <pic:pic>
+                        <pic:nvPicPr>
+                          <pic:cNvPr id="0" name="temsi_france.png"/>
+                          <pic:cNvPicPr/>
+                        </pic:nvPicPr>
+                        <pic:blipFill>
+                          <a:blip r:embed="rId9"/>
+                          <a:stretch>
+                            <a:fillRect/>
+                          </a:stretch>
+                        </pic:blipFill>
+                        <pic:spPr>
+                          <a:xfrm>
+                            <a:off x="0" y="0"/>
+                            <a:ext cx="2880000" cy="2053241"/>
+                          </a:xfrm>
+                          <a:prstGeom prst="rect"/>
+                        </pic:spPr>
+                      </pic:pic>
+                    </a:graphicData>
+                  </a:graphic>
+                </wp:inline>
+              </w:drawing>
             </w:r>
           </w:p>
         </w:tc>
@@ -845,9 +875,39 @@
             <w:pPr>
               <w:jc w:val="center"/>
             </w:pPr>
-            <w:r/>
             <w:r>
-              <w:t>[Erreur Image]</w:t>
+              <w:drawing>
+                <wp:inline xmlns:a="http://schemas.openxmlformats.org/drawingml/2006/main" xmlns:pic="http://schemas.openxmlformats.org/drawingml/2006/picture">
+                  <wp:extent cx="2880000" cy="5062500"/>
+                  <wp:docPr id="2" name="Picture 2"/>
+                  <wp:cNvGraphicFramePr>
+                    <a:graphicFrameLocks noChangeAspect="1"/>
+                  </wp:cNvGraphicFramePr>
+                  <a:graphic>
+                    <a:graphicData uri="http://schemas.openxmlformats.org/drawingml/2006/picture">
+                      <pic:pic>
+                        <pic:nvPicPr>
+                          <pic:cNvPr id="0" name="wintem_france.png"/>
+                          <pic:cNvPicPr/>
+                        </pic:nvPicPr>
+                        <pic:blipFill>
+                          <a:blip r:embed="rId10"/>
+                          <a:stretch>
+                            <a:fillRect/>
+                          </a:stretch>
+                        </pic:blipFill>
+                        <pic:spPr>
+                          <a:xfrm>
+                            <a:off x="0" y="0"/>
+                            <a:ext cx="2880000" cy="5062500"/>
+                          </a:xfrm>
+                          <a:prstGeom prst="rect"/>
+                        </pic:spPr>
+                      </pic:pic>
+                    </a:graphicData>
+                  </a:graphic>
+                </wp:inline>
+              </w:drawing>
             </w:r>
           </w:p>
         </w:tc>
@@ -873,8 +933,8 @@
             <w:r>
               <w:drawing>
                 <wp:inline xmlns:a="http://schemas.openxmlformats.org/drawingml/2006/main" xmlns:pic="http://schemas.openxmlformats.org/drawingml/2006/picture">
-                  <wp:extent cx="2880000" cy="1080000"/>
-                  <wp:docPr id="1" name="Picture 1"/>
+                  <wp:extent cx="2880000" cy="720000"/>
+                  <wp:docPr id="3" name="Picture 3"/>
                   <wp:cNvGraphicFramePr>
                     <a:graphicFrameLocks noChangeAspect="1"/>
                   </wp:cNvGraphicFramePr>
@@ -886,7 +946,7 @@
                           <pic:cNvPicPr/>
                         </pic:nvPicPr>
                         <pic:blipFill>
-                          <a:blip r:embed="rId9"/>
+                          <a:blip r:embed="rId11"/>
                           <a:stretch>
                             <a:fillRect/>
                           </a:stretch>
@@ -894,7 +954,7 @@
                         <pic:spPr>
                           <a:xfrm>
                             <a:off x="0" y="0"/>
-                            <a:ext cx="2880000" cy="1080000"/>
+                            <a:ext cx="2880000" cy="720000"/>
                           </a:xfrm>
                           <a:prstGeom prst="rect"/>
                         </pic:spPr>
